--- a/Video Game Design - year/Unit 4 - Player Controls & Input/Daily Lesson Plans/Word/Day 4.docx
+++ b/Video Game Design - year/Unit 4 - Player Controls & Input/Daily Lesson Plans/Word/Day 4.docx
@@ -50,16 +50,19 @@
               </w:rPr>
               <w:t xml:space="preserve">Video Game Design — Full Year</w:t>
             </w:r>
-          </w:p>
-          <w:p>
-            <w:pPr>
-              <w:spacing w:before="40"/>
-              <w:jc w:val="center"/>
-            </w:pPr>
-            <w:r>
-              <w:rPr>
-                <w:rFonts w:ascii="Arial" w:cs="Arial" w:eastAsia="Arial" w:hAnsi="Arial"/>
-                <w:color w:val="D1C4E9"/>
+            <w:r>
+              <w:rPr>
+                <w:rFonts w:ascii="Arial" w:cs="Arial" w:eastAsia="Arial" w:hAnsi="Arial"/>
+                <w:sz w:val="16"/>
+                <w:szCs w:val="16"/>
+              </w:rPr>
+              <w:br/>
+              <w:t xml:space="preserve"/>
+            </w:r>
+            <w:r>
+              <w:rPr>
+                <w:rFonts w:ascii="Arial" w:cs="Arial" w:eastAsia="Arial" w:hAnsi="Arial"/>
+                <w:color w:val="CE93D8"/>
                 <w:sz w:val="16"/>
                 <w:szCs w:val="16"/>
               </w:rPr>
@@ -83,7 +86,7 @@
           <w:rFonts w:ascii="Arial" w:cs="Arial" w:eastAsia="Arial" w:hAnsi="Arial"/>
           <w:b/>
           <w:bCs/>
-          <w:color w:val="311B56"/>
+          <w:color w:val="5B2D8E"/>
           <w:sz w:val="32"/>
           <w:szCs w:val="32"/>
         </w:rPr>
@@ -261,9 +264,9 @@
               <w:right w:val="single" w:color="CCCCCC" w:sz="1"/>
             </w:tcBorders>
             <w:tcMar>
-              <w:top w:type="dxa" w:w="60"/>
+              <w:top w:type="dxa" w:w="80"/>
               <w:left w:type="dxa" w:w="120"/>
-              <w:bottom w:type="dxa" w:w="60"/>
+              <w:bottom w:type="dxa" w:w="80"/>
               <w:right w:type="dxa" w:w="120"/>
             </w:tcMar>
           </w:tcPr>
@@ -290,20 +293,213 @@
               <w:right w:val="single" w:color="CCCCCC" w:sz="1"/>
             </w:tcBorders>
             <w:tcMar>
-              <w:top w:type="dxa" w:w="60"/>
+              <w:top w:type="dxa" w:w="80"/>
               <w:left w:type="dxa" w:w="120"/>
-              <w:bottom w:type="dxa" w:w="60"/>
+              <w:bottom w:type="dxa" w:w="80"/>
               <w:right w:type="dxa" w:w="120"/>
             </w:tcMar>
           </w:tcPr>
           <w:p>
-            <w:r>
-              <w:rPr>
-                <w:rFonts w:ascii="Arial" w:cs="Arial" w:eastAsia="Arial" w:hAnsi="Arial"/>
-                <w:sz w:val="20"/>
-                <w:szCs w:val="20"/>
+            <w:pPr>
+              <w:spacing w:after="80" w:before="80"/>
+            </w:pPr>
+            <w:r>
+              <w:rPr>
+                <w:rFonts w:ascii="Arial" w:cs="Arial" w:eastAsia="Arial" w:hAnsi="Arial"/>
+                <w:b/>
+                <w:bCs/>
+                <w:i w:val="false"/>
+                <w:iCs w:val="false"/>
+                <w:color w:val="000000"/>
+                <w:sz w:val="22"/>
+                <w:szCs w:val="22"/>
               </w:rPr>
               <w:t xml:space="preserve">Bell Ringer / Review</w:t>
+            </w:r>
+            <w:r>
+              <w:rPr>
+                <w:rFonts w:ascii="Arial" w:cs="Arial" w:eastAsia="Arial" w:hAnsi="Arial"/>
+                <w:sz w:val="20"/>
+                <w:szCs w:val="20"/>
+              </w:rPr>
+              <w:br/>
+              <w:t xml:space="preserve"/>
+            </w:r>
+            <w:r>
+              <w:rPr>
+                <w:rFonts w:ascii="Arial" w:cs="Arial" w:eastAsia="Arial" w:hAnsi="Arial"/>
+                <w:sz w:val="20"/>
+                <w:szCs w:val="20"/>
+              </w:rPr>
+              <w:br/>
+              <w:t xml:space="preserve"/>
+            </w:r>
+            <w:r>
+              <w:rPr>
+                <w:rFonts w:ascii="Arial" w:cs="Arial" w:eastAsia="Arial" w:hAnsi="Arial"/>
+                <w:b/>
+                <w:bCs/>
+                <w:i w:val="false"/>
+                <w:iCs w:val="false"/>
+                <w:color w:val="000000"/>
+                <w:sz w:val="20"/>
+                <w:szCs w:val="20"/>
+              </w:rPr>
+              <w:t xml:space="preserve">Quick Write </w:t>
+            </w:r>
+            <w:r>
+              <w:rPr>
+                <w:rFonts w:ascii="Arial" w:cs="Arial" w:eastAsia="Arial" w:hAnsi="Arial"/>
+                <w:b w:val="false"/>
+                <w:bCs w:val="false"/>
+                <w:i w:val="false"/>
+                <w:iCs w:val="false"/>
+                <w:color w:val="000000"/>
+                <w:sz w:val="20"/>
+                <w:szCs w:val="20"/>
+              </w:rPr>
+              <w:t xml:space="preserve">(3 min — written or verbal):</w:t>
+            </w:r>
+            <w:r>
+              <w:rPr>
+                <w:rFonts w:ascii="Arial" w:cs="Arial" w:eastAsia="Arial" w:hAnsi="Arial"/>
+                <w:sz w:val="20"/>
+                <w:szCs w:val="20"/>
+              </w:rPr>
+              <w:br/>
+              <w:t xml:space="preserve"/>
+            </w:r>
+            <w:r>
+              <w:rPr>
+                <w:rFonts w:ascii="Arial" w:cs="Arial" w:eastAsia="Arial" w:hAnsi="Arial"/>
+                <w:b w:val="false"/>
+                <w:bCs w:val="false"/>
+                <w:i w:val="false"/>
+                <w:iCs w:val="false"/>
+                <w:color w:val="000000"/>
+                <w:sz w:val="20"/>
+                <w:szCs w:val="20"/>
+              </w:rPr>
+              <w:t xml:space="preserve">    What do you already know about how to use SimpleMove() for automatic gravity-based movement with cleaner code?</w:t>
+            </w:r>
+            <w:r>
+              <w:rPr>
+                <w:rFonts w:ascii="Arial" w:cs="Arial" w:eastAsia="Arial" w:hAnsi="Arial"/>
+                <w:sz w:val="20"/>
+                <w:szCs w:val="20"/>
+              </w:rPr>
+              <w:br/>
+              <w:t xml:space="preserve"/>
+            </w:r>
+            <w:r>
+              <w:rPr>
+                <w:rFonts w:ascii="Arial" w:cs="Arial" w:eastAsia="Arial" w:hAnsi="Arial"/>
+                <w:sz w:val="20"/>
+                <w:szCs w:val="20"/>
+              </w:rPr>
+              <w:br/>
+              <w:t xml:space="preserve"/>
+            </w:r>
+            <w:r>
+              <w:rPr>
+                <w:rFonts w:ascii="Arial" w:cs="Arial" w:eastAsia="Arial" w:hAnsi="Arial"/>
+                <w:b/>
+                <w:bCs/>
+                <w:i w:val="false"/>
+                <w:iCs w:val="false"/>
+                <w:color w:val="000000"/>
+                <w:sz w:val="20"/>
+                <w:szCs w:val="20"/>
+              </w:rPr>
+              <w:t xml:space="preserve">Vocabulary Preview — </w:t>
+            </w:r>
+            <w:r>
+              <w:rPr>
+                <w:rFonts w:ascii="Arial" w:cs="Arial" w:eastAsia="Arial" w:hAnsi="Arial"/>
+                <w:b w:val="false"/>
+                <w:bCs w:val="false"/>
+                <w:i w:val="false"/>
+                <w:iCs w:val="false"/>
+                <w:color w:val="000000"/>
+                <w:sz w:val="20"/>
+                <w:szCs w:val="20"/>
+              </w:rPr>
+              <w:t xml:space="preserve">terms we'll use today:</w:t>
+            </w:r>
+            <w:r>
+              <w:rPr>
+                <w:rFonts w:ascii="Arial" w:cs="Arial" w:eastAsia="Arial" w:hAnsi="Arial"/>
+                <w:sz w:val="20"/>
+                <w:szCs w:val="20"/>
+              </w:rPr>
+              <w:br/>
+              <w:t xml:space="preserve"/>
+            </w:r>
+            <w:r>
+              <w:rPr>
+                <w:rFonts w:ascii="Arial" w:cs="Arial" w:eastAsia="Arial" w:hAnsi="Arial"/>
+                <w:b w:val="false"/>
+                <w:bCs w:val="false"/>
+                <w:i w:val="false"/>
+                <w:iCs w:val="false"/>
+                <w:color w:val="000000"/>
+                <w:sz w:val="20"/>
+                <w:szCs w:val="20"/>
+              </w:rPr>
+              <w:t xml:space="preserve">    • velocity vector   •   Move vs. SimpleMove   •   When to use SimpleMove   •   Test Jump Behavior   •   Adjust Jump Feel</w:t>
+            </w:r>
+            <w:r>
+              <w:rPr>
+                <w:rFonts w:ascii="Arial" w:cs="Arial" w:eastAsia="Arial" w:hAnsi="Arial"/>
+                <w:sz w:val="20"/>
+                <w:szCs w:val="20"/>
+              </w:rPr>
+              <w:br/>
+              <w:t xml:space="preserve"/>
+            </w:r>
+            <w:r>
+              <w:rPr>
+                <w:rFonts w:ascii="Arial" w:cs="Arial" w:eastAsia="Arial" w:hAnsi="Arial"/>
+                <w:sz w:val="20"/>
+                <w:szCs w:val="20"/>
+              </w:rPr>
+              <w:br/>
+              <w:t xml:space="preserve"/>
+            </w:r>
+            <w:r>
+              <w:rPr>
+                <w:rFonts w:ascii="Arial" w:cs="Arial" w:eastAsia="Arial" w:hAnsi="Arial"/>
+                <w:b w:val="false"/>
+                <w:bCs w:val="false"/>
+                <w:i/>
+                <w:iCs/>
+                <w:color w:val="444444"/>
+                <w:sz w:val="20"/>
+                <w:szCs w:val="20"/>
+              </w:rPr>
+              <w:t xml:space="preserve">Today's Goal: By the end of class you will be able to use SimpleMove() for automatic gravity-based movement with cleaner code.</w:t>
+            </w:r>
+            <w:r>
+              <w:rPr>
+                <w:rFonts w:ascii="Arial" w:cs="Arial" w:eastAsia="Arial" w:hAnsi="Arial"/>
+                <w:sz w:val="20"/>
+                <w:szCs w:val="20"/>
+              </w:rPr>
+              <w:br/>
+              <w:t xml:space="preserve"/>
+            </w:r>
+            <w:r>
+              <w:rPr>
+                <w:rFonts w:ascii="Arial" w:cs="Arial" w:eastAsia="Arial" w:hAnsi="Arial"/>
+                <w:b w:val="false"/>
+                <w:bCs w:val="false"/>
+                <w:i/>
+                <w:iCs/>
+                <w:color w:val="555555"/>
+                <w:sz w:val="20"/>
+                <w:szCs w:val="20"/>
+              </w:rPr>
+              <w:t xml:space="preserve">→ Pair-share your response, then 2–3 students share with the class.</w:t>
             </w:r>
           </w:p>
         </w:tc>
@@ -319,9 +515,9 @@
               <w:right w:val="single" w:color="CCCCCC" w:sz="1"/>
             </w:tcBorders>
             <w:tcMar>
-              <w:top w:type="dxa" w:w="60"/>
+              <w:top w:type="dxa" w:w="80"/>
               <w:left w:type="dxa" w:w="120"/>
-              <w:bottom w:type="dxa" w:w="60"/>
+              <w:bottom w:type="dxa" w:w="80"/>
               <w:right w:type="dxa" w:w="120"/>
             </w:tcMar>
           </w:tcPr>
@@ -348,20 +544,336 @@
               <w:right w:val="single" w:color="CCCCCC" w:sz="1"/>
             </w:tcBorders>
             <w:tcMar>
-              <w:top w:type="dxa" w:w="60"/>
+              <w:top w:type="dxa" w:w="80"/>
               <w:left w:type="dxa" w:w="120"/>
-              <w:bottom w:type="dxa" w:w="60"/>
+              <w:bottom w:type="dxa" w:w="80"/>
               <w:right w:type="dxa" w:w="120"/>
             </w:tcMar>
           </w:tcPr>
           <w:p>
-            <w:r>
-              <w:rPr>
-                <w:rFonts w:ascii="Arial" w:cs="Arial" w:eastAsia="Arial" w:hAnsi="Arial"/>
-                <w:sz w:val="20"/>
-                <w:szCs w:val="20"/>
-              </w:rPr>
-              <w:t xml:space="preserve">Mini Lesson: CharacterController.SimpleMove() &amp; Simplified Physics</w:t>
+            <w:pPr>
+              <w:spacing w:after="80" w:before="80"/>
+            </w:pPr>
+            <w:r>
+              <w:rPr>
+                <w:rFonts w:ascii="Arial" w:cs="Arial" w:eastAsia="Arial" w:hAnsi="Arial"/>
+                <w:b/>
+                <w:bCs/>
+                <w:i w:val="false"/>
+                <w:iCs w:val="false"/>
+                <w:color w:val="000000"/>
+                <w:sz w:val="22"/>
+                <w:szCs w:val="22"/>
+              </w:rPr>
+              <w:t xml:space="preserve">Mini Lesson: </w:t>
+            </w:r>
+            <w:r>
+              <w:rPr>
+                <w:rFonts w:ascii="Arial" w:cs="Arial" w:eastAsia="Arial" w:hAnsi="Arial"/>
+                <w:b w:val="false"/>
+                <w:bCs w:val="false"/>
+                <w:i w:val="false"/>
+                <w:iCs w:val="false"/>
+                <w:color w:val="000000"/>
+                <w:sz w:val="22"/>
+                <w:szCs w:val="22"/>
+              </w:rPr>
+              <w:t xml:space="preserve">CharacterController.SimpleMove() &amp; Simplified Physics</w:t>
+            </w:r>
+            <w:r>
+              <w:rPr>
+                <w:rFonts w:ascii="Arial" w:cs="Arial" w:eastAsia="Arial" w:hAnsi="Arial"/>
+                <w:sz w:val="20"/>
+                <w:szCs w:val="20"/>
+              </w:rPr>
+              <w:br/>
+              <w:t xml:space="preserve"/>
+            </w:r>
+            <w:r>
+              <w:rPr>
+                <w:rFonts w:ascii="Arial" w:cs="Arial" w:eastAsia="Arial" w:hAnsi="Arial"/>
+                <w:sz w:val="20"/>
+                <w:szCs w:val="20"/>
+              </w:rPr>
+              <w:br/>
+              <w:t xml:space="preserve"/>
+            </w:r>
+            <w:r>
+              <w:rPr>
+                <w:rFonts w:ascii="Arial" w:cs="Arial" w:eastAsia="Arial" w:hAnsi="Arial"/>
+                <w:b/>
+                <w:bCs/>
+                <w:i/>
+                <w:iCs/>
+                <w:color w:val="000000"/>
+                <w:sz w:val="20"/>
+                <w:szCs w:val="20"/>
+              </w:rPr>
+              <w:t xml:space="preserve">Learning Target: </w:t>
+            </w:r>
+            <w:r>
+              <w:rPr>
+                <w:rFonts w:ascii="Arial" w:cs="Arial" w:eastAsia="Arial" w:hAnsi="Arial"/>
+                <w:b w:val="false"/>
+                <w:bCs w:val="false"/>
+                <w:i/>
+                <w:iCs/>
+                <w:color w:val="333333"/>
+                <w:sz w:val="20"/>
+                <w:szCs w:val="20"/>
+              </w:rPr>
+              <w:t xml:space="preserve">I can use SimpleMove() for automatic gravity-based movement with cleaner code.</w:t>
+            </w:r>
+            <w:r>
+              <w:rPr>
+                <w:rFonts w:ascii="Arial" w:cs="Arial" w:eastAsia="Arial" w:hAnsi="Arial"/>
+                <w:sz w:val="20"/>
+                <w:szCs w:val="20"/>
+              </w:rPr>
+              <w:br/>
+              <w:t xml:space="preserve"/>
+            </w:r>
+            <w:r>
+              <w:rPr>
+                <w:rFonts w:ascii="Arial" w:cs="Arial" w:eastAsia="Arial" w:hAnsi="Arial"/>
+                <w:sz w:val="20"/>
+                <w:szCs w:val="20"/>
+              </w:rPr>
+              <w:br/>
+              <w:t xml:space="preserve"/>
+            </w:r>
+            <w:r>
+              <w:rPr>
+                <w:rFonts w:ascii="Arial" w:cs="Arial" w:eastAsia="Arial" w:hAnsi="Arial"/>
+                <w:b w:val="false"/>
+                <w:bCs w:val="false"/>
+                <w:i w:val="false"/>
+                <w:iCs w:val="false"/>
+                <w:color w:val="000000"/>
+                <w:sz w:val="20"/>
+                <w:szCs w:val="20"/>
+              </w:rPr>
+              <w:t xml:space="preserve">CharacterController.SimpleMove(Vector3 speed) — Automatically applies gravity and expects a velocity vector (not motion over time). This simplifies jump and gravity code.</w:t>
+            </w:r>
+            <w:r>
+              <w:rPr>
+                <w:rFonts w:ascii="Arial" w:cs="Arial" w:eastAsia="Arial" w:hAnsi="Arial"/>
+                <w:sz w:val="20"/>
+                <w:szCs w:val="20"/>
+              </w:rPr>
+              <w:br/>
+              <w:t xml:space="preserve"/>
+            </w:r>
+            <w:r>
+              <w:rPr>
+                <w:rFonts w:ascii="Arial" w:cs="Arial" w:eastAsia="Arial" w:hAnsi="Arial"/>
+                <w:b w:val="false"/>
+                <w:bCs w:val="false"/>
+                <w:i w:val="false"/>
+                <w:iCs w:val="false"/>
+                <w:color w:val="000000"/>
+                <w:sz w:val="20"/>
+                <w:szCs w:val="20"/>
+              </w:rPr>
+              <w:t xml:space="preserve">When to use SimpleMove: Platformers, top-down games, and FPS games where you want gravity handled automatically without worrying about Time.deltaTime for vertical motion.</w:t>
+            </w:r>
+            <w:r>
+              <w:rPr>
+                <w:rFonts w:ascii="Arial" w:cs="Arial" w:eastAsia="Arial" w:hAnsi="Arial"/>
+                <w:sz w:val="20"/>
+                <w:szCs w:val="20"/>
+              </w:rPr>
+              <w:br/>
+              <w:t xml:space="preserve"/>
+            </w:r>
+            <w:r>
+              <w:rPr>
+                <w:rFonts w:ascii="Arial" w:cs="Arial" w:eastAsia="Arial" w:hAnsi="Arial"/>
+                <w:sz w:val="20"/>
+                <w:szCs w:val="20"/>
+              </w:rPr>
+              <w:br/>
+              <w:t xml:space="preserve"/>
+            </w:r>
+            <w:r>
+              <w:rPr>
+                <w:rFonts w:ascii="Arial" w:cs="Arial" w:eastAsia="Arial" w:hAnsi="Arial"/>
+                <w:b/>
+                <w:bCs/>
+                <w:i w:val="false"/>
+                <w:iCs w:val="false"/>
+                <w:color w:val="000000"/>
+                <w:sz w:val="20"/>
+                <w:szCs w:val="20"/>
+              </w:rPr>
+              <w:t xml:space="preserve">Key Concepts:</w:t>
+            </w:r>
+            <w:r>
+              <w:rPr>
+                <w:rFonts w:ascii="Arial" w:cs="Arial" w:eastAsia="Arial" w:hAnsi="Arial"/>
+                <w:sz w:val="20"/>
+                <w:szCs w:val="20"/>
+              </w:rPr>
+              <w:br/>
+              <w:t xml:space="preserve"/>
+            </w:r>
+            <w:r>
+              <w:rPr>
+                <w:rFonts w:ascii="Arial" w:cs="Arial" w:eastAsia="Arial" w:hAnsi="Arial"/>
+                <w:b w:val="false"/>
+                <w:bCs w:val="false"/>
+                <w:i w:val="false"/>
+                <w:iCs w:val="false"/>
+                <w:color w:val="000000"/>
+                <w:sz w:val="20"/>
+                <w:szCs w:val="20"/>
+              </w:rPr>
+              <w:t xml:space="preserve">    • Move(Vector3) → Direct displacement; you manage gravity manually</w:t>
+            </w:r>
+            <w:r>
+              <w:rPr>
+                <w:rFonts w:ascii="Arial" w:cs="Arial" w:eastAsia="Arial" w:hAnsi="Arial"/>
+                <w:sz w:val="20"/>
+                <w:szCs w:val="20"/>
+              </w:rPr>
+              <w:br/>
+              <w:t xml:space="preserve"/>
+            </w:r>
+            <w:r>
+              <w:rPr>
+                <w:rFonts w:ascii="Arial" w:cs="Arial" w:eastAsia="Arial" w:hAnsi="Arial"/>
+                <w:b w:val="false"/>
+                <w:bCs w:val="false"/>
+                <w:i w:val="false"/>
+                <w:iCs w:val="false"/>
+                <w:color w:val="000000"/>
+                <w:sz w:val="20"/>
+                <w:szCs w:val="20"/>
+              </w:rPr>
+              <w:t xml:space="preserve">    • SimpleMove(Vector3) → Expects velocity; applies gravity for you</w:t>
+            </w:r>
+            <w:r>
+              <w:rPr>
+                <w:rFonts w:ascii="Arial" w:cs="Arial" w:eastAsia="Arial" w:hAnsi="Arial"/>
+                <w:sz w:val="20"/>
+                <w:szCs w:val="20"/>
+              </w:rPr>
+              <w:br/>
+              <w:t xml:space="preserve"/>
+            </w:r>
+            <w:r>
+              <w:rPr>
+                <w:rFonts w:ascii="Arial" w:cs="Arial" w:eastAsia="Arial" w:hAnsi="Arial"/>
+                <w:sz w:val="20"/>
+                <w:szCs w:val="20"/>
+              </w:rPr>
+              <w:br/>
+              <w:t xml:space="preserve"/>
+            </w:r>
+            <w:r>
+              <w:rPr>
+                <w:rFonts w:ascii="Arial" w:cs="Arial" w:eastAsia="Arial" w:hAnsi="Arial"/>
+                <w:b/>
+                <w:bCs/>
+                <w:i w:val="false"/>
+                <w:iCs w:val="false"/>
+                <w:color w:val="000000"/>
+                <w:sz w:val="20"/>
+                <w:szCs w:val="20"/>
+              </w:rPr>
+              <w:t xml:space="preserve">Vocabulary: </w:t>
+            </w:r>
+            <w:r>
+              <w:rPr>
+                <w:rFonts w:ascii="Arial" w:cs="Arial" w:eastAsia="Arial" w:hAnsi="Arial"/>
+                <w:b w:val="false"/>
+                <w:bCs w:val="false"/>
+                <w:i w:val="false"/>
+                <w:iCs w:val="false"/>
+                <w:color w:val="000000"/>
+                <w:sz w:val="20"/>
+                <w:szCs w:val="20"/>
+              </w:rPr>
+              <w:t xml:space="preserve">velocity vector, Move vs. SimpleMove, When to use SimpleMove, Test Jump Behavior, Adjust Jump Feel</w:t>
+            </w:r>
+            <w:r>
+              <w:rPr>
+                <w:rFonts w:ascii="Arial" w:cs="Arial" w:eastAsia="Arial" w:hAnsi="Arial"/>
+                <w:sz w:val="20"/>
+                <w:szCs w:val="20"/>
+              </w:rPr>
+              <w:br/>
+              <w:t xml:space="preserve"/>
+            </w:r>
+            <w:r>
+              <w:rPr>
+                <w:rFonts w:ascii="Arial" w:cs="Arial" w:eastAsia="Arial" w:hAnsi="Arial"/>
+                <w:sz w:val="20"/>
+                <w:szCs w:val="20"/>
+              </w:rPr>
+              <w:br/>
+              <w:t xml:space="preserve"/>
+            </w:r>
+            <w:r>
+              <w:rPr>
+                <w:rFonts w:ascii="Arial" w:cs="Arial" w:eastAsia="Arial" w:hAnsi="Arial"/>
+                <w:b/>
+                <w:bCs/>
+                <w:i/>
+                <w:iCs/>
+                <w:color w:val="555555"/>
+                <w:sz w:val="20"/>
+                <w:szCs w:val="20"/>
+              </w:rPr>
+              <w:t xml:space="preserve">→ Live Demo — </w:t>
+            </w:r>
+            <w:r>
+              <w:rPr>
+                <w:rFonts w:ascii="Arial" w:cs="Arial" w:eastAsia="Arial" w:hAnsi="Arial"/>
+                <w:b w:val="false"/>
+                <w:bCs w:val="false"/>
+                <w:i/>
+                <w:iCs/>
+                <w:color w:val="555555"/>
+                <w:sz w:val="20"/>
+                <w:szCs w:val="20"/>
+              </w:rPr>
+              <w:t xml:space="preserve">type examples as students follow along in their own editor.</w:t>
+            </w:r>
+            <w:r>
+              <w:rPr>
+                <w:rFonts w:ascii="Arial" w:cs="Arial" w:eastAsia="Arial" w:hAnsi="Arial"/>
+                <w:sz w:val="20"/>
+                <w:szCs w:val="20"/>
+              </w:rPr>
+              <w:br/>
+              <w:t xml:space="preserve"/>
+            </w:r>
+            <w:r>
+              <w:rPr>
+                <w:rFonts w:ascii="Arial" w:cs="Arial" w:eastAsia="Arial" w:hAnsi="Arial"/>
+                <w:b/>
+                <w:bCs/>
+                <w:i/>
+                <w:iCs/>
+                <w:color w:val="555555"/>
+                <w:sz w:val="20"/>
+                <w:szCs w:val="20"/>
+              </w:rPr>
+              <w:t xml:space="preserve">→ Check for Understanding: </w:t>
+            </w:r>
+            <w:r>
+              <w:rPr>
+                <w:rFonts w:ascii="Arial" w:cs="Arial" w:eastAsia="Arial" w:hAnsi="Arial"/>
+                <w:b w:val="false"/>
+                <w:bCs w:val="false"/>
+                <w:i/>
+                <w:iCs/>
+                <w:color w:val="555555"/>
+                <w:sz w:val="20"/>
+                <w:szCs w:val="20"/>
+              </w:rPr>
+              <w:t xml:space="preserve">pause and cold-call: “Can someone explain what we just did in their own words?”</w:t>
             </w:r>
           </w:p>
         </w:tc>
@@ -377,9 +889,9 @@
               <w:right w:val="single" w:color="CCCCCC" w:sz="1"/>
             </w:tcBorders>
             <w:tcMar>
-              <w:top w:type="dxa" w:w="60"/>
+              <w:top w:type="dxa" w:w="80"/>
               <w:left w:type="dxa" w:w="120"/>
-              <w:bottom w:type="dxa" w:w="60"/>
+              <w:bottom w:type="dxa" w:w="80"/>
               <w:right w:type="dxa" w:w="120"/>
             </w:tcMar>
           </w:tcPr>
@@ -406,20 +918,90 @@
               <w:right w:val="single" w:color="CCCCCC" w:sz="1"/>
             </w:tcBorders>
             <w:tcMar>
-              <w:top w:type="dxa" w:w="60"/>
+              <w:top w:type="dxa" w:w="80"/>
               <w:left w:type="dxa" w:w="120"/>
-              <w:bottom w:type="dxa" w:w="60"/>
+              <w:bottom w:type="dxa" w:w="80"/>
               <w:right w:type="dxa" w:w="120"/>
             </w:tcMar>
           </w:tcPr>
           <w:p>
-            <w:r>
-              <w:rPr>
-                <w:rFonts w:ascii="Arial" w:cs="Arial" w:eastAsia="Arial" w:hAnsi="Arial"/>
-                <w:sz w:val="20"/>
-                <w:szCs w:val="20"/>
+            <w:pPr>
+              <w:spacing w:after="80" w:before="80"/>
+            </w:pPr>
+            <w:r>
+              <w:rPr>
+                <w:rFonts w:ascii="Arial" w:cs="Arial" w:eastAsia="Arial" w:hAnsi="Arial"/>
+                <w:b/>
+                <w:bCs/>
+                <w:i w:val="false"/>
+                <w:iCs w:val="false"/>
+                <w:color w:val="000000"/>
+                <w:sz w:val="22"/>
+                <w:szCs w:val="22"/>
               </w:rPr>
               <w:t xml:space="preserve">Guided Practice</w:t>
+            </w:r>
+            <w:r>
+              <w:rPr>
+                <w:rFonts w:ascii="Arial" w:cs="Arial" w:eastAsia="Arial" w:hAnsi="Arial"/>
+                <w:sz w:val="20"/>
+                <w:szCs w:val="20"/>
+              </w:rPr>
+              <w:br/>
+              <w:t xml:space="preserve"/>
+            </w:r>
+            <w:r>
+              <w:rPr>
+                <w:rFonts w:ascii="Arial" w:cs="Arial" w:eastAsia="Arial" w:hAnsi="Arial"/>
+                <w:sz w:val="20"/>
+                <w:szCs w:val="20"/>
+              </w:rPr>
+              <w:br/>
+              <w:t xml:space="preserve"/>
+            </w:r>
+            <w:r>
+              <w:rPr>
+                <w:rFonts w:ascii="Arial" w:cs="Arial" w:eastAsia="Arial" w:hAnsi="Arial"/>
+                <w:b w:val="false"/>
+                <w:bCs w:val="false"/>
+                <w:i w:val="false"/>
+                <w:iCs w:val="false"/>
+                <w:color w:val="000000"/>
+                <w:sz w:val="20"/>
+                <w:szCs w:val="20"/>
+              </w:rPr>
+              <w:t xml:space="preserve">1. Replace Move() with SimpleMove() (5 min)</w:t>
+            </w:r>
+            <w:r>
+              <w:rPr>
+                <w:rFonts w:ascii="Arial" w:cs="Arial" w:eastAsia="Arial" w:hAnsi="Arial"/>
+                <w:sz w:val="20"/>
+                <w:szCs w:val="20"/>
+              </w:rPr>
+              <w:br/>
+              <w:t xml:space="preserve"/>
+            </w:r>
+            <w:r>
+              <w:rPr>
+                <w:rFonts w:ascii="Arial" w:cs="Arial" w:eastAsia="Arial" w:hAnsi="Arial"/>
+                <w:sz w:val="20"/>
+                <w:szCs w:val="20"/>
+              </w:rPr>
+              <w:br/>
+              <w:t xml:space="preserve"/>
+            </w:r>
+            <w:r>
+              <w:rPr>
+                <w:rFonts w:ascii="Arial" w:cs="Arial" w:eastAsia="Arial" w:hAnsi="Arial"/>
+                <w:b w:val="false"/>
+                <w:bCs w:val="false"/>
+                <w:i/>
+                <w:iCs/>
+                <w:color w:val="555555"/>
+                <w:sz w:val="20"/>
+                <w:szCs w:val="20"/>
+              </w:rPr>
+              <w:t xml:space="preserve">→ Teacher models — students try alongside, then compare results.</w:t>
             </w:r>
           </w:p>
         </w:tc>
@@ -435,9 +1017,9 @@
               <w:right w:val="single" w:color="CCCCCC" w:sz="1"/>
             </w:tcBorders>
             <w:tcMar>
-              <w:top w:type="dxa" w:w="60"/>
+              <w:top w:type="dxa" w:w="80"/>
               <w:left w:type="dxa" w:w="120"/>
-              <w:bottom w:type="dxa" w:w="60"/>
+              <w:bottom w:type="dxa" w:w="80"/>
               <w:right w:type="dxa" w:w="120"/>
             </w:tcMar>
           </w:tcPr>
@@ -450,7 +1032,7 @@
                 <w:sz w:val="20"/>
                 <w:szCs w:val="20"/>
               </w:rPr>
-              <w:t xml:space="preserve">15-20 min</w:t>
+              <w:t xml:space="preserve">15–20 min</w:t>
             </w:r>
           </w:p>
         </w:tc>
@@ -464,20 +1046,81 @@
               <w:right w:val="single" w:color="CCCCCC" w:sz="1"/>
             </w:tcBorders>
             <w:tcMar>
-              <w:top w:type="dxa" w:w="60"/>
+              <w:top w:type="dxa" w:w="80"/>
               <w:left w:type="dxa" w:w="120"/>
-              <w:bottom w:type="dxa" w:w="60"/>
+              <w:bottom w:type="dxa" w:w="80"/>
               <w:right w:type="dxa" w:w="120"/>
             </w:tcMar>
           </w:tcPr>
           <w:p>
-            <w:r>
-              <w:rPr>
-                <w:rFonts w:ascii="Arial" w:cs="Arial" w:eastAsia="Arial" w:hAnsi="Arial"/>
-                <w:sz w:val="20"/>
-                <w:szCs w:val="20"/>
-              </w:rPr>
-              <w:t xml:space="preserve">Independent Practice / Build Time</w:t>
+            <w:pPr>
+              <w:spacing w:after="80" w:before="80"/>
+            </w:pPr>
+            <w:r>
+              <w:rPr>
+                <w:rFonts w:ascii="Arial" w:cs="Arial" w:eastAsia="Arial" w:hAnsi="Arial"/>
+                <w:b/>
+                <w:bCs/>
+                <w:i w:val="false"/>
+                <w:iCs w:val="false"/>
+                <w:color w:val="000000"/>
+                <w:sz w:val="22"/>
+                <w:szCs w:val="22"/>
+              </w:rPr>
+              <w:t xml:space="preserve">Independent Practice / Code Along</w:t>
+            </w:r>
+            <w:r>
+              <w:rPr>
+                <w:rFonts w:ascii="Arial" w:cs="Arial" w:eastAsia="Arial" w:hAnsi="Arial"/>
+                <w:sz w:val="20"/>
+                <w:szCs w:val="20"/>
+              </w:rPr>
+              <w:br/>
+              <w:t xml:space="preserve"/>
+            </w:r>
+            <w:r>
+              <w:rPr>
+                <w:rFonts w:ascii="Arial" w:cs="Arial" w:eastAsia="Arial" w:hAnsi="Arial"/>
+                <w:b w:val="false"/>
+                <w:bCs w:val="false"/>
+                <w:i w:val="false"/>
+                <w:iCs w:val="false"/>
+                <w:color w:val="000000"/>
+                <w:sz w:val="20"/>
+                <w:szCs w:val="20"/>
+              </w:rPr>
+              <w:t xml:space="preserve">    Work through problems from the day's exercise set.</w:t>
+            </w:r>
+            <w:r>
+              <w:rPr>
+                <w:rFonts w:ascii="Arial" w:cs="Arial" w:eastAsia="Arial" w:hAnsi="Arial"/>
+                <w:sz w:val="20"/>
+                <w:szCs w:val="20"/>
+              </w:rPr>
+              <w:br/>
+              <w:t xml:space="preserve"/>
+            </w:r>
+            <w:r>
+              <w:rPr>
+                <w:rFonts w:ascii="Arial" w:cs="Arial" w:eastAsia="Arial" w:hAnsi="Arial"/>
+                <w:sz w:val="20"/>
+                <w:szCs w:val="20"/>
+              </w:rPr>
+              <w:br/>
+              <w:t xml:space="preserve"/>
+            </w:r>
+            <w:r>
+              <w:rPr>
+                <w:rFonts w:ascii="Arial" w:cs="Arial" w:eastAsia="Arial" w:hAnsi="Arial"/>
+                <w:b w:val="false"/>
+                <w:bCs w:val="false"/>
+                <w:i/>
+                <w:iCs/>
+                <w:color w:val="555555"/>
+                <w:sz w:val="20"/>
+                <w:szCs w:val="20"/>
+              </w:rPr>
+              <w:t xml:space="preserve">→ Teacher circulates — offer hints, check for understanding.</w:t>
             </w:r>
           </w:p>
         </w:tc>
@@ -493,9 +1136,9 @@
               <w:right w:val="single" w:color="CCCCCC" w:sz="1"/>
             </w:tcBorders>
             <w:tcMar>
-              <w:top w:type="dxa" w:w="60"/>
+              <w:top w:type="dxa" w:w="80"/>
               <w:left w:type="dxa" w:w="120"/>
-              <w:bottom w:type="dxa" w:w="60"/>
+              <w:bottom w:type="dxa" w:w="80"/>
               <w:right w:type="dxa" w:w="120"/>
             </w:tcMar>
           </w:tcPr>
@@ -522,20 +1165,90 @@
               <w:right w:val="single" w:color="CCCCCC" w:sz="1"/>
             </w:tcBorders>
             <w:tcMar>
-              <w:top w:type="dxa" w:w="60"/>
+              <w:top w:type="dxa" w:w="80"/>
               <w:left w:type="dxa" w:w="120"/>
-              <w:bottom w:type="dxa" w:w="60"/>
+              <w:bottom w:type="dxa" w:w="80"/>
               <w:right w:type="dxa" w:w="120"/>
             </w:tcMar>
           </w:tcPr>
           <w:p>
-            <w:r>
-              <w:rPr>
-                <w:rFonts w:ascii="Arial" w:cs="Arial" w:eastAsia="Arial" w:hAnsi="Arial"/>
-                <w:sz w:val="20"/>
-                <w:szCs w:val="20"/>
+            <w:pPr>
+              <w:spacing w:after="80" w:before="80"/>
+            </w:pPr>
+            <w:r>
+              <w:rPr>
+                <w:rFonts w:ascii="Arial" w:cs="Arial" w:eastAsia="Arial" w:hAnsi="Arial"/>
+                <w:b/>
+                <w:bCs/>
+                <w:i w:val="false"/>
+                <w:iCs w:val="false"/>
+                <w:color w:val="000000"/>
+                <w:sz w:val="22"/>
+                <w:szCs w:val="22"/>
               </w:rPr>
               <w:t xml:space="preserve">Exit Ticket / Wrap-Up</w:t>
+            </w:r>
+            <w:r>
+              <w:rPr>
+                <w:rFonts w:ascii="Arial" w:cs="Arial" w:eastAsia="Arial" w:hAnsi="Arial"/>
+                <w:sz w:val="20"/>
+                <w:szCs w:val="20"/>
+              </w:rPr>
+              <w:br/>
+              <w:t xml:space="preserve"/>
+            </w:r>
+            <w:r>
+              <w:rPr>
+                <w:rFonts w:ascii="Arial" w:cs="Arial" w:eastAsia="Arial" w:hAnsi="Arial"/>
+                <w:sz w:val="20"/>
+                <w:szCs w:val="20"/>
+              </w:rPr>
+              <w:br/>
+              <w:t xml:space="preserve"/>
+            </w:r>
+            <w:r>
+              <w:rPr>
+                <w:rFonts w:ascii="Arial" w:cs="Arial" w:eastAsia="Arial" w:hAnsi="Arial"/>
+                <w:b w:val="false"/>
+                <w:bCs w:val="false"/>
+                <w:i w:val="false"/>
+                <w:iCs w:val="false"/>
+                <w:color w:val="000000"/>
+                <w:sz w:val="20"/>
+                <w:szCs w:val="20"/>
+              </w:rPr>
+              <w:t xml:space="preserve">Quick Check: Use SimpleMove() for automatic gravity-based movement with cleaner code?</w:t>
+            </w:r>
+            <w:r>
+              <w:rPr>
+                <w:rFonts w:ascii="Arial" w:cs="Arial" w:eastAsia="Arial" w:hAnsi="Arial"/>
+                <w:sz w:val="20"/>
+                <w:szCs w:val="20"/>
+              </w:rPr>
+              <w:br/>
+              <w:t xml:space="preserve"/>
+            </w:r>
+            <w:r>
+              <w:rPr>
+                <w:rFonts w:ascii="Arial" w:cs="Arial" w:eastAsia="Arial" w:hAnsi="Arial"/>
+                <w:sz w:val="20"/>
+                <w:szCs w:val="20"/>
+              </w:rPr>
+              <w:br/>
+              <w:t xml:space="preserve"/>
+            </w:r>
+            <w:r>
+              <w:rPr>
+                <w:rFonts w:ascii="Arial" w:cs="Arial" w:eastAsia="Arial" w:hAnsi="Arial"/>
+                <w:b w:val="false"/>
+                <w:bCs w:val="false"/>
+                <w:i/>
+                <w:iCs/>
+                <w:color w:val="555555"/>
+                <w:sz w:val="20"/>
+                <w:szCs w:val="20"/>
+              </w:rPr>
+              <w:t xml:space="preserve">→ 3–2–1: Name 3 things learned, 2 new vocab words, 1 question you still have.</w:t>
             </w:r>
           </w:p>
         </w:tc>

--- a/Video Game Design - year/Unit 4 - Player Controls & Input/Daily Lesson Plans/Word/Day 4.docx
+++ b/Video Game Design - year/Unit 4 - Player Controls & Input/Daily Lesson Plans/Word/Day 4.docx
@@ -380,7 +380,7 @@
                 <w:sz w:val="20"/>
                 <w:szCs w:val="20"/>
               </w:rPr>
-              <w:t xml:space="preserve">    What do you already know about how to use SimpleMove() for automatic gravity-based movement with cleaner code?</w:t>
+              <w:t xml:space="preserve">    Have you ever used SimpleMove() before? Where might SimpleMove() be useful in a real program?</w:t>
             </w:r>
             <w:r>
               <w:rPr>
@@ -477,7 +477,7 @@
                 <w:sz w:val="20"/>
                 <w:szCs w:val="20"/>
               </w:rPr>
-              <w:t xml:space="preserve">Today's Goal: By the end of class you will be able to use SimpleMove() for automatic gravity-based movement with cleaner code.</w:t>
+              <w:t xml:space="preserve">Today’s Goal: By the end of class you will be able to use SimpleMove() for automatic gravity-based movement with cleaner code.</w:t>
             </w:r>
             <w:r>
               <w:rPr>
@@ -1217,7 +1217,7 @@
                 <w:sz w:val="20"/>
                 <w:szCs w:val="20"/>
               </w:rPr>
-              <w:t xml:space="preserve">Quick Check: Use SimpleMove() for automatic gravity-based movement with cleaner code?</w:t>
+              <w:t xml:space="preserve">Write the key syntax or steps for using SimpleMove(). What's one mistake beginners commonly make?</w:t>
             </w:r>
             <w:r>
               <w:rPr>

--- a/Video Game Design - year/Unit 4 - Player Controls & Input/Daily Lesson Plans/Word/Day 4.docx
+++ b/Video Game Design - year/Unit 4 - Player Controls & Input/Daily Lesson Plans/Word/Day 4.docx
@@ -446,7 +446,7 @@
                 <w:sz w:val="20"/>
                 <w:szCs w:val="20"/>
               </w:rPr>
-              <w:t xml:space="preserve">    • velocity vector   •   Move vs. SimpleMove   •   When to use SimpleMove   •   Test Jump Behavior   •   Adjust Jump Feel</w:t>
+              <w:t xml:space="preserve">    • velocity vector   •   Move vs. SimpleMove   •   When to use SimpleMove</w:t>
             </w:r>
             <w:r>
               <w:rPr>
@@ -794,7 +794,7 @@
                 <w:sz w:val="20"/>
                 <w:szCs w:val="20"/>
               </w:rPr>
-              <w:t xml:space="preserve">velocity vector, Move vs. SimpleMove, When to use SimpleMove, Test Jump Behavior, Adjust Jump Feel</w:t>
+              <w:t xml:space="preserve">velocity vector, Move vs. SimpleMove, When to use SimpleMove</w:t>
             </w:r>
             <w:r>
               <w:rPr>
@@ -1081,6 +1081,19 @@
             <w:r>
               <w:rPr>
                 <w:rFonts w:ascii="Arial" w:cs="Arial" w:eastAsia="Arial" w:hAnsi="Arial"/>
+                <w:b/>
+                <w:bCs/>
+                <w:i w:val="false"/>
+                <w:iCs w:val="false"/>
+                <w:color w:val="000000"/>
+                <w:sz w:val="20"/>
+                <w:szCs w:val="20"/>
+              </w:rPr>
+              <w:t xml:space="preserve">    Beginner: </w:t>
+            </w:r>
+            <w:r>
+              <w:rPr>
+                <w:rFonts w:ascii="Arial" w:cs="Arial" w:eastAsia="Arial" w:hAnsi="Arial"/>
                 <w:b w:val="false"/>
                 <w:bCs w:val="false"/>
                 <w:i w:val="false"/>
@@ -1089,7 +1102,77 @@
                 <w:sz w:val="20"/>
                 <w:szCs w:val="20"/>
               </w:rPr>
-              <w:t xml:space="preserve">    Work through problems from the day's exercise set.</w:t>
+              <w:t xml:space="preserve">Implement a simple jump using SimpleMove. Print "Landing" to the console when the player touches the ground (check controller.isGrounded).…</w:t>
+            </w:r>
+            <w:r>
+              <w:rPr>
+                <w:rFonts w:ascii="Arial" w:cs="Arial" w:eastAsia="Arial" w:hAnsi="Arial"/>
+                <w:sz w:val="20"/>
+                <w:szCs w:val="20"/>
+              </w:rPr>
+              <w:br/>
+              <w:t xml:space="preserve"/>
+            </w:r>
+            <w:r>
+              <w:rPr>
+                <w:rFonts w:ascii="Arial" w:cs="Arial" w:eastAsia="Arial" w:hAnsi="Arial"/>
+                <w:b/>
+                <w:bCs/>
+                <w:i w:val="false"/>
+                <w:iCs w:val="false"/>
+                <w:color w:val="000000"/>
+                <w:sz w:val="20"/>
+                <w:szCs w:val="20"/>
+              </w:rPr>
+              <w:t xml:space="preserve">    Intermediate: </w:t>
+            </w:r>
+            <w:r>
+              <w:rPr>
+                <w:rFonts w:ascii="Arial" w:cs="Arial" w:eastAsia="Arial" w:hAnsi="Arial"/>
+                <w:b w:val="false"/>
+                <w:bCs w:val="false"/>
+                <w:i w:val="false"/>
+                <w:iCs w:val="false"/>
+                <w:color w:val="000000"/>
+                <w:sz w:val="20"/>
+                <w:szCs w:val="20"/>
+              </w:rPr>
+              <w:t xml:space="preserve">Add a fall multiplier: if the player is falling faster than –2f, increase gravity to make falls feel snappier. (Hint: Check if velocity.y &lt;…</w:t>
+            </w:r>
+            <w:r>
+              <w:rPr>
+                <w:rFonts w:ascii="Arial" w:cs="Arial" w:eastAsia="Arial" w:hAnsi="Arial"/>
+                <w:sz w:val="20"/>
+                <w:szCs w:val="20"/>
+              </w:rPr>
+              <w:br/>
+              <w:t xml:space="preserve"/>
+            </w:r>
+            <w:r>
+              <w:rPr>
+                <w:rFonts w:ascii="Arial" w:cs="Arial" w:eastAsia="Arial" w:hAnsi="Arial"/>
+                <w:b/>
+                <w:bCs/>
+                <w:i w:val="false"/>
+                <w:iCs w:val="false"/>
+                <w:color w:val="000000"/>
+                <w:sz w:val="20"/>
+                <w:szCs w:val="20"/>
+              </w:rPr>
+              <w:t xml:space="preserve">    Challenge: </w:t>
+            </w:r>
+            <w:r>
+              <w:rPr>
+                <w:rFonts w:ascii="Arial" w:cs="Arial" w:eastAsia="Arial" w:hAnsi="Arial"/>
+                <w:b w:val="false"/>
+                <w:bCs w:val="false"/>
+                <w:i w:val="false"/>
+                <w:iCs w:val="false"/>
+                <w:color w:val="000000"/>
+                <w:sz w:val="20"/>
+                <w:szCs w:val="20"/>
+              </w:rPr>
+              <w:t xml:space="preserve">Implement variable jump height: the longer you hold Space, the higher you jump. Release Space to jump at that height. (Hint: Track how long…</w:t>
             </w:r>
             <w:r>
               <w:rPr>
@@ -1359,162 +1442,6 @@
           <w:szCs w:val="20"/>
         </w:rPr>
         <w:t xml:space="preserve">When to use SimpleMove: Platformers, top-down games, and FPS games where you want gravity handled automatically without worrying about Time.deltaTime for vertical motion.</w:t>
-      </w:r>
-    </w:p>
-    <w:p>
-      <w:pPr>
-        <w:spacing w:after="60"/>
-      </w:pPr>
-      <w:r>
-        <w:rPr>
-          <w:rFonts w:ascii="Arial" w:cs="Arial" w:eastAsia="Arial" w:hAnsi="Arial"/>
-          <w:sz w:val="20"/>
-          <w:szCs w:val="20"/>
-        </w:rPr>
-        <w:t xml:space="preserve">1. Use CharacterController player from Day 3 (or create new one)</w:t>
-      </w:r>
-    </w:p>
-    <w:p>
-      <w:pPr>
-        <w:spacing w:after="60"/>
-      </w:pPr>
-      <w:r>
-        <w:rPr>
-          <w:rFonts w:ascii="Arial" w:cs="Arial" w:eastAsia="Arial" w:hAnsi="Arial"/>
-          <w:sz w:val="20"/>
-          <w:szCs w:val="20"/>
-        </w:rPr>
-        <w:t xml:space="preserve">2. Attach SimpleCharacterController Script</w:t>
-      </w:r>
-    </w:p>
-    <w:p>
-      <w:pPr>
-        <w:spacing w:after="60"/>
-      </w:pPr>
-      <w:r>
-        <w:rPr>
-          <w:rFonts w:ascii="Arial" w:cs="Arial" w:eastAsia="Arial" w:hAnsi="Arial"/>
-          <w:sz w:val="20"/>
-          <w:szCs w:val="20"/>
-        </w:rPr>
-        <w:t xml:space="preserve">- Create C# script → "SimpleCharacterController"</w:t>
-      </w:r>
-    </w:p>
-    <w:p>
-      <w:pPr>
-        <w:spacing w:after="60"/>
-      </w:pPr>
-      <w:r>
-        <w:rPr>
-          <w:rFonts w:ascii="Arial" w:cs="Arial" w:eastAsia="Arial" w:hAnsi="Arial"/>
-          <w:sz w:val="20"/>
-          <w:szCs w:val="20"/>
-        </w:rPr>
-        <w:t xml:space="preserve">- Drag onto Player</w:t>
-      </w:r>
-    </w:p>
-    <w:p>
-      <w:pPr>
-        <w:spacing w:after="60"/>
-      </w:pPr>
-      <w:r>
-        <w:rPr>
-          <w:rFonts w:ascii="Arial" w:cs="Arial" w:eastAsia="Arial" w:hAnsi="Arial"/>
-          <w:sz w:val="20"/>
-          <w:szCs w:val="20"/>
-        </w:rPr>
-        <w:t xml:space="preserve">- Set moveSpeed to 5, jumpForce to 5</w:t>
-      </w:r>
-    </w:p>
-    <w:p>
-      <w:pPr>
-        <w:spacing w:after="60"/>
-      </w:pPr>
-      <w:r>
-        <w:rPr>
-          <w:rFonts w:ascii="Arial" w:cs="Arial" w:eastAsia="Arial" w:hAnsi="Arial"/>
-          <w:sz w:val="20"/>
-          <w:szCs w:val="20"/>
-        </w:rPr>
-        <w:t xml:space="preserve">3. Test Jump Behavior</w:t>
-      </w:r>
-    </w:p>
-    <w:p>
-      <w:pPr>
-        <w:spacing w:after="60"/>
-      </w:pPr>
-      <w:r>
-        <w:rPr>
-          <w:rFonts w:ascii="Arial" w:cs="Arial" w:eastAsia="Arial" w:hAnsi="Arial"/>
-          <w:sz w:val="20"/>
-          <w:szCs w:val="20"/>
-        </w:rPr>
-        <w:t xml:space="preserve">- Press Play</w:t>
-      </w:r>
-    </w:p>
-    <w:p>
-      <w:pPr>
-        <w:spacing w:after="60"/>
-      </w:pPr>
-      <w:r>
-        <w:rPr>
-          <w:rFonts w:ascii="Arial" w:cs="Arial" w:eastAsia="Arial" w:hAnsi="Arial"/>
-          <w:sz w:val="20"/>
-          <w:szCs w:val="20"/>
-        </w:rPr>
-        <w:t xml:space="preserve">- Press Space to jump</w:t>
-      </w:r>
-    </w:p>
-    <w:p>
-      <w:pPr>
-        <w:spacing w:after="60"/>
-      </w:pPr>
-      <w:r>
-        <w:rPr>
-          <w:rFonts w:ascii="Arial" w:cs="Arial" w:eastAsia="Arial" w:hAnsi="Arial"/>
-          <w:sz w:val="20"/>
-          <w:szCs w:val="20"/>
-        </w:rPr>
-        <w:t xml:space="preserve">- Watch the player float mid-air and fall</w:t>
-      </w:r>
-    </w:p>
-    <w:p>
-      <w:pPr>
-        <w:spacing w:after="60"/>
-      </w:pPr>
-      <w:r>
-        <w:rPr>
-          <w:rFonts w:ascii="Arial" w:cs="Arial" w:eastAsia="Arial" w:hAnsi="Arial"/>
-          <w:sz w:val="20"/>
-          <w:szCs w:val="20"/>
-        </w:rPr>
-        <w:t xml:space="preserve">4. Adjust Jump Feel</w:t>
-      </w:r>
-    </w:p>
-    <w:p>
-      <w:pPr>
-        <w:spacing w:after="60"/>
-      </w:pPr>
-      <w:r>
-        <w:rPr>
-          <w:rFonts w:ascii="Arial" w:cs="Arial" w:eastAsia="Arial" w:hAnsi="Arial"/>
-          <w:sz w:val="20"/>
-          <w:szCs w:val="20"/>
-        </w:rPr>
-        <w:t xml:space="preserve">- Increase jumpForce to 8 for a higher jump</w:t>
-      </w:r>
-    </w:p>
-    <w:p>
-      <w:pPr>
-        <w:spacing w:after="60"/>
-      </w:pPr>
-      <w:r>
-        <w:rPr>
-          <w:rFonts w:ascii="Arial" w:cs="Arial" w:eastAsia="Arial" w:hAnsi="Arial"/>
-          <w:sz w:val="20"/>
-          <w:szCs w:val="20"/>
-        </w:rPr>
-        <w:t xml:space="preserve">- Decrease gravity to 6 for floatier feel</w:t>
       </w:r>
     </w:p>
     <w:p>
@@ -2870,6 +2797,94 @@
       <w:pPr>
         <w:spacing w:after="160"/>
       </w:pPr>
+    </w:p>
+    <w:p>
+      <w:pPr>
+        <w:pBdr>
+          <w:bottom w:val="single" w:color="5B2D8E" w:sz="4" w:space="4"/>
+        </w:pBdr>
+        <w:spacing w:after="100" w:before="120"/>
+      </w:pPr>
+      <w:r>
+        <w:rPr>
+          <w:rFonts w:ascii="Arial" w:cs="Arial" w:eastAsia="Arial" w:hAnsi="Arial"/>
+          <w:b/>
+          <w:bCs/>
+          <w:color w:val="5B2D8E"/>
+          <w:sz w:val="24"/>
+          <w:szCs w:val="24"/>
+        </w:rPr>
+        <w:t xml:space="preserve">Practice Problems</w:t>
+      </w:r>
+    </w:p>
+    <w:p>
+      <w:pPr>
+        <w:spacing w:after="80"/>
+      </w:pPr>
+      <w:r>
+        <w:rPr>
+          <w:rFonts w:ascii="Arial" w:cs="Arial" w:eastAsia="Arial" w:hAnsi="Arial"/>
+          <w:b/>
+          <w:bCs/>
+          <w:sz w:val="20"/>
+          <w:szCs w:val="20"/>
+        </w:rPr>
+        <w:t xml:space="preserve">Problem 1: </w:t>
+      </w:r>
+      <w:r>
+        <w:rPr>
+          <w:rFonts w:ascii="Arial" w:cs="Arial" w:eastAsia="Arial" w:hAnsi="Arial"/>
+          <w:sz w:val="20"/>
+          <w:szCs w:val="20"/>
+        </w:rPr>
+        <w:t xml:space="preserve">Beginner:  Implement a simple jump using SimpleMove. Print "Landing" to the console when the player touches the ground (check controller.isGrounded).</w:t>
+      </w:r>
+    </w:p>
+    <w:p>
+      <w:pPr>
+        <w:spacing w:after="80"/>
+      </w:pPr>
+      <w:r>
+        <w:rPr>
+          <w:rFonts w:ascii="Arial" w:cs="Arial" w:eastAsia="Arial" w:hAnsi="Arial"/>
+          <w:b/>
+          <w:bCs/>
+          <w:sz w:val="20"/>
+          <w:szCs w:val="20"/>
+        </w:rPr>
+        <w:t xml:space="preserve">Problem 2: </w:t>
+      </w:r>
+      <w:r>
+        <w:rPr>
+          <w:rFonts w:ascii="Arial" w:cs="Arial" w:eastAsia="Arial" w:hAnsi="Arial"/>
+          <w:sz w:val="20"/>
+          <w:szCs w:val="20"/>
+        </w:rPr>
+        <w:t xml:space="preserve">Intermediate:  Add a fall multiplier: if the player is falling faster than –2f, increase gravity to make falls feel snappier. (Hint: Check if velocity.y &lt; -2f and increase gravity accordingly.)</w:t>
+      </w:r>
+    </w:p>
+    <w:p>
+      <w:pPr>
+        <w:spacing w:after="80"/>
+      </w:pPr>
+      <w:r>
+        <w:rPr>
+          <w:rFonts w:ascii="Arial" w:cs="Arial" w:eastAsia="Arial" w:hAnsi="Arial"/>
+          <w:b/>
+          <w:bCs/>
+          <w:sz w:val="20"/>
+          <w:szCs w:val="20"/>
+        </w:rPr>
+        <w:t xml:space="preserve">Problem 3: </w:t>
+      </w:r>
+      <w:r>
+        <w:rPr>
+          <w:rFonts w:ascii="Arial" w:cs="Arial" w:eastAsia="Arial" w:hAnsi="Arial"/>
+          <w:sz w:val="20"/>
+          <w:szCs w:val="20"/>
+        </w:rPr>
+        <w:t xml:space="preserve">Challenge:  Implement variable jump height: the longer you hold Space, the higher you jump. Release Space to jump at that height. (Hint: Track how long Space has been held in seconds.)</w:t>
+      </w:r>
     </w:p>
     <w:p>
       <w:pPr>
